--- a/Docs/Manual_de_Combate.docx
+++ b/Docs/Manual_de_Combate.docx
@@ -1,6 +1,6 @@
 
 <file path=word/document.xml><?xml version="1.0" encoding="utf-8"?>
-<w:document xmlns:wpc="http://schemas.microsoft.com/office/word/2010/wordprocessingCanvas" xmlns:mc="http://schemas.openxmlformats.org/markup-compatibility/2006" xmlns:o="urn:schemas-microsoft-com:office:office" xmlns:r="http://schemas.openxmlformats.org/officeDocument/2006/relationships" xmlns:m="http://schemas.openxmlformats.org/officeDocument/2006/math" xmlns:v="urn:schemas-microsoft-com:vml" xmlns:wp14="http://schemas.microsoft.com/office/word/2010/wordprocessingDrawing" xmlns:wp="http://schemas.openxmlformats.org/drawingml/2006/wordprocessingDrawing" xmlns:w10="urn:schemas-microsoft-com:office:word" xmlns:w="http://schemas.openxmlformats.org/wordprocessingml/2006/main" xmlns:w14="http://schemas.microsoft.com/office/word/2010/wordml" xmlns:w15="http://schemas.microsoft.com/office/word/2012/wordml" xmlns:wpg="http://schemas.microsoft.com/office/word/2010/wordprocessingGroup" xmlns:wpi="http://schemas.microsoft.com/office/word/2010/wordprocessingInk" xmlns:wne="http://schemas.microsoft.com/office/word/2006/wordml" xmlns:wps="http://schemas.microsoft.com/office/word/2010/wordprocessingShape" xmlns:cx="http://schemas.microsoft.com/office/drawing/2014/chartex" xmlns:cx1="http://schemas.microsoft.com/office/drawing/2015/9/8/chartex" xmlns:cx2="http://schemas.microsoft.com/office/drawing/2015/10/21/chartex" xmlns:cx3="http://schemas.microsoft.com/office/drawing/2016/5/9/chartex" xmlns:cx4="http://schemas.microsoft.com/office/drawing/2016/5/10/chartex" xmlns:cx5="http://schemas.microsoft.com/office/drawing/2016/5/11/chartex" xmlns:cx6="http://schemas.microsoft.com/office/drawing/2016/5/12/chartex" xmlns:cx7="http://schemas.microsoft.com/office/drawing/2016/5/13/chartex" xmlns:cx8="http://schemas.microsoft.com/office/drawing/2016/5/14/chartex" xmlns:aink="http://schemas.microsoft.com/office/drawing/2016/ink" xmlns:am3d="http://schemas.microsoft.com/office/drawing/2017/model3d" xmlns:w16cex="http://schemas.microsoft.com/office/word/2018/wordml/cex" xmlns:w16cid="http://schemas.microsoft.com/office/word/2016/wordml/cid" xmlns:w16="http://schemas.microsoft.com/office/word/2018/wordml" xmlns:w16sdtdh="http://schemas.microsoft.com/office/word/2020/wordml/sdtdatahash" xmlns:w16se="http://schemas.microsoft.com/office/word/2015/wordml/symex" mc:Ignorable="w14 w15 wp14">
+<w:document xmlns:ns1="http://schemas.openxmlformats.org/markup-compatibility/2006" xmlns:ns2="http://schemas.openxmlformats.org/officeDocument/2006/relationships" xmlns:w="http://schemas.openxmlformats.org/wordprocessingml/2006/main" ns1:Ignorable="w14 w15 wp14">
   <w:body>
     <w:p>
       <w:pPr>
@@ -4823,9 +4823,122 @@
         <w:t xml:space="preserve">4. Explorar matchups temáticos com o bestiário (seção 9.2) e gestão de recursos ao longo do combate (seção 9.4) como evoluções de médio prazo.</w:t>
       </w:r>
     </w:p>
+    <w:p>
+      <w:pPr>
+        <w:pStyle w:val="Heading1"/>
+      </w:pPr>
+      <w:r>
+        <w:t>12. Camadas Estratégicas Propostas</w:t>
+      </w:r>
+    </w:p>
+    <w:p>
+      <w:r>
+        <w:t>Esta seção formaliza três camadas que tornam a alocação uma escolha explícita entre potência, segurança e identidade de abordagem. Elas complementam a concentração/dispersão já existente; não substituem perks, tricks ou estados.</w:t>
+      </w:r>
+    </w:p>
+    <w:p>
+      <w:pPr>
+        <w:pStyle w:val="Heading2"/>
+      </w:pPr>
+      <w:r>
+        <w:t>12.1 Orçamento Único: Dano × Precisão</w:t>
+      </w:r>
+    </w:p>
+    <w:p>
+      <w:r>
+        <w:t>Em vez de manter três dados independentes para Poder e três para Precisão, a ação usa um orçamento único de seis dados. Ao menos um dado deve ser destinado a cada teste, e os quatro restantes podem ser distribuídos livremente: 5 Poder / 1 Precisão, 3 / 3 ou 1 / 5.</w:t>
+      </w:r>
+    </w:p>
+    <w:p>
+      <w:r>
+        <w:t>Cada dado adicional em Poder aumenta o poder-base comprometido da ação, enquanto cada dado adicional em Precisão reduz a probabilidade de Miss. O ganho deve ser pequeno e previsível (por exemplo, +10% de poder-base por dado extra de Poder e -5 pontos percentuais na faixa de Miss por dado extra de Precisão), para que o jogador enxergue o custo da escolha antes de rolar.</w:t>
+      </w:r>
+    </w:p>
+    <w:p>
+      <w:pPr>
+        <w:pStyle w:val="Heading2"/>
+      </w:pPr>
+      <w:r>
+        <w:t>12.2 Perfil de Risco: Acerto × Crítico/Miss</w:t>
+      </w:r>
+    </w:p>
+    <w:p>
+      <w:r>
+        <w:t>A quantidade de dados dentro de cada teste define a largura do Tier Médio. Poucos dados tornam o teste extremo: o limiar de Miss sobe e o limiar de Critical desce. Muitos dados tornam o teste seguro: o limiar de Miss desce e o de Critical sobe. Assim, um único dado abre acesso a Critical, Max Roll e variações espetaculares, mas também aumenta a chance de perder o turno; três dados favorecem Hit e Poder médio.</w:t>
+      </w:r>
+    </w:p>
+    <w:p>
+      <w:r>
+        <w:t>O painel de preview deve comunicar este perfil como Seguro, Misto ou Extremo, além de apresentar as probabilidades de Miss, Hit, Critical e Max Roll. A mecânica conserva a regra atual de concentrar dados do mesmo tipo para formar uma curva mais central e dispersar tipos para buscar o maior resultado.</w:t>
+      </w:r>
+    </w:p>
+    <w:p>
+      <w:pPr>
+        <w:pStyle w:val="Heading2"/>
+      </w:pPr>
+      <w:r>
+        <w:t>12.3 Sinergia de Tipo × Teste</w:t>
+      </w:r>
+    </w:p>
+    <w:p>
+      <w:r>
+        <w:t>A sinergia é uma regra permanente e previsível de como o resultado vencedor é interpretado. O StatType já presente no DiceResult vencedor determina a sinergia. Perks e tricks continuam sendo exceções condicionais, temporárias ou personalizáveis; eles podem alterar uma sinergia, mas não a duplicam.</w:t>
+      </w:r>
+    </w:p>
+    <w:p>
+      <w:r>
+        <w:t>Mind / Precisão — Leitura: reduz a faixa de Miss e amplia a de Hit, mas torna Critical mais difícil. Mind / Poder — Controle: melhora o multiplicador de Poder baixo e reduz levemente o multiplicador de Poder alto.</w:t>
+      </w:r>
+    </w:p>
+    <w:p>
+      <w:r>
+        <w:t>Heart / Precisão — Impulso: amplia as faixas de Miss e Critical, reduzindo a faixa de Hit. Heart / Poder — Fervor: piora o multiplicador de Poder baixo e melhora o de Poder alto e os benefícios de Max Roll.</w:t>
+      </w:r>
+    </w:p>
+    <w:p>
+      <w:r>
+        <w:t>Body / Precisão — Abertura: tem menor eficiência de acerto puro, mas Max Roll de Precisão é mais eficaz no confronto que rompe guarda. Body / Poder — Impacto: Poder alto ignora uma pequena parcela da defesa; Poder baixo sofre uma penalidade adicional.</w:t>
+      </w:r>
+    </w:p>
+    <w:p>
+      <w:pPr>
+        <w:pStyle w:val="Heading1"/>
+      </w:pPr>
+      <w:r>
+        <w:t>13. Escala de Faces e Modificadores Externos</w:t>
+      </w:r>
+    </w:p>
+    <w:p>
+      <w:r>
+        <w:t>Para que os tiers tenham leitura estratégica, recomenda-se que atributos base relevantes para dados fiquem entre 8 e 16 faces, com 12 como ponto de referência. Abaixo de 6 faces, uma única face altera a chance em saltos grandes e os thresholds ficam pouco expressivos; acima de 20, as diferenças pequenas ficam difíceis de perceber no preview. Com 12 faces, os tiers iniciais podem ser lidos como aproximadamente 1–3 baixo, 4–9 médio e 10–12 alto, e cada face equivale a 8,3 pontos percentuais antes da agregação.</w:t>
+      </w:r>
+    </w:p>
+    <w:p>
+      <w:r>
+        <w:t>Fatores externos podem afetar as faces-base, desde que formem uma camada de Condição do Dado distinta de Focus/Strength. Focus e Strength continuam movendo thresholds; condições alteram temporariamente o orçamento de faces antes da divisão entre dados. Exemplos: ferimento reduz Body, pânico reduz Heart e visibilidade ruim reduz Mind. Limitar a alteração a cerca de ±2 faces ou ±20%, sempre exibida no preview e com um piso de 4 faces, evita que a camada oculte o sistema principal.</w:t>
+      </w:r>
+    </w:p>
+    <w:p>
+      <w:pPr>
+        <w:pStyle w:val="Heading1"/>
+      </w:pPr>
+      <w:r>
+        <w:t>14. Sinergia Tríplice: Tríade</w:t>
+      </w:r>
+    </w:p>
+    <w:p>
+      <w:r>
+        <w:t>A Tríade faz sentido como uma recompensa de versatilidade, não como bônus bruto de dano. Ela é ativada quando Mind, Heart e Body aparecem na alocação completa da ação (somando Precisão e Poder). Sua função é criar um terceiro arquétipo: menos extremo que o all-in e menos estável que a concentração.</w:t>
+      </w:r>
+    </w:p>
+    <w:p>
+      <w:r>
+        <w:t>Aplicação recomendada: Tríade Adaptativa. Quando a ação acerta e os dois testes ficam pelo menos no Tier Médio, a Tríade concede uma vantagem contextual pequena na resolução — por exemplo, +1 no confronto de quebra de guarda ou redução fixa pequena da defesa efetiva. Ela não melhora Miss, não cria Critical automático e não aumenta a chance de Max Roll. Dessa forma, recompensa planejamento e cobertura de tipos sem roubar a identidade de Heart como risco, Mind como controle e Body como impacto.</w:t>
+      </w:r>
+    </w:p>
     <w:sectPr>
-      <w:headerReference w:type="default" r:id="rId7"/>
-      <w:footerReference w:type="default" r:id="rId8"/>
+      <w:headerReference w:type="default" ns2:id="rId7"/>
+      <w:footerReference w:type="default" ns2:id="rId8"/>
       <w:pgSz w:w="12240" w:h="15840" w:orient="portrait"/>
       <w:pgMar w:top="1080" w:right="1080" w:bottom="1080" w:left="1080" w:header="708" w:footer="708" w:gutter="0"/>
       <w:pgNumType/>
